--- a/experiment-8-personal-rag/Student Knowledge Base/internship_certificate.docx
+++ b/experiment-8-personal-rag/Student Knowledge Base/internship_certificate.docx
@@ -7,7 +7,7 @@
         <w:pStyle w:val="Title"/>
       </w:pPr>
       <w:r>
-        <w:t>Internship Completion Certificate</w:t>
+        <w:t>Internship Experience</w:t>
       </w:r>
     </w:p>
     <w:p>
@@ -15,36 +15,27 @@
         <w:pStyle w:val="Heading2"/>
       </w:pPr>
       <w:r>
-        <w:t>Northwind AI (sample employer)</w:t>
+        <w:t>AI Content &amp; Prompt Engineering Intern — CostumePeti</w:t>
       </w:r>
     </w:p>
     <w:p>
       <w:r>
-        <w:t>This is to certify that Anson Dias successfully completed an internship as a Machine Learning Engineering Intern at Northwind AI from May 2024 to July 2024.</w:t>
+        <w:t>Organisation: CostumePeti (startup) · esaapa.com</w:t>
       </w:r>
     </w:p>
     <w:p>
       <w:r>
-        <w:t>During the internship, Anson built retrieval-augmented generation (RAG) prototypes using LangChain and the Qdrant vector database, and worked on improving large language model inference throughput with vLLM. The work was carried out primarily in Python.</w:t>
+        <w:t>Role: AI Content &amp; Prompt Engineering Intern · Year: 2024</w:t>
       </w:r>
     </w:p>
     <w:p>
       <w:r>
-        <w:t>Anson demonstrated strong skills in Python, PyTorch, NLP and vector search, and is commended for the quality of the delivered prototypes.</w:t>
-      </w:r>
-    </w:p>
-    <w:p/>
-    <w:p>
-      <w:r>
-        <w:t>Authorised signatory: Head of ML, Northwind AI</w:t>
+        <w:t>Anson Dias worked as an AI Content &amp; Prompt Engineering Intern at CostumePeti in 2024. During the internship he engineered custom prompts for the Fashion AI Virtual Try-On feature, improving AI image generation quality and output consistency.</w:t>
       </w:r>
     </w:p>
     <w:p>
       <w:r>
-        <w:rPr>
-          <w:i/>
-        </w:rPr>
-        <w:t>Sample document generated for Experiment 8 (Personal RAG lab). Academic/placeholder details are illustrative; replace with official records.</w:t>
+        <w:t>He generated AI-based fashion imagery, assisted the product team with backend prompt configuration for the virtual try-on pipeline, and iterated rapidly on prompt outputs based on user feedback in a fast-paced startup environment.</w:t>
       </w:r>
     </w:p>
     <w:sectPr>
